--- a/Materias/Diseño de sistemas/Material/TP1/Flujos de sucesos/CU6 - Cancelar convenio/CU - Cancelar convenio.docx
+++ b/Materias/Diseño de sistemas/Material/TP1/Flujos de sucesos/CU6 - Cancelar convenio/CU - Cancelar convenio.docx
@@ -11329,12 +11329,12 @@
           <wp:inline distB="114300" distT="114300" distL="114300" distR="114300">
             <wp:extent cx="5110163" cy="3114665"/>
             <wp:effectExtent b="0" l="0" r="0" t="0"/>
-            <wp:docPr id="4" name="image1.png"/>
+            <wp:docPr id="4" name="image4.png"/>
             <a:graphic>
               <a:graphicData uri="http://schemas.openxmlformats.org/drawingml/2006/picture">
                 <pic:pic>
                   <pic:nvPicPr>
-                    <pic:cNvPr id="0" name="image1.png"/>
+                    <pic:cNvPr id="0" name="image4.png"/>
                     <pic:cNvPicPr preferRelativeResize="0"/>
                   </pic:nvPicPr>
                   <pic:blipFill>
@@ -11455,12 +11455,12 @@
           <wp:inline distB="114300" distT="114300" distL="114300" distR="114300">
             <wp:extent cx="5731200" cy="2946400"/>
             <wp:effectExtent b="0" l="0" r="0" t="0"/>
-            <wp:docPr id="1" name="image3.png"/>
+            <wp:docPr id="1" name="image1.png"/>
             <a:graphic>
               <a:graphicData uri="http://schemas.openxmlformats.org/drawingml/2006/picture">
                 <pic:pic>
                   <pic:nvPicPr>
-                    <pic:cNvPr id="0" name="image3.png"/>
+                    <pic:cNvPr id="0" name="image1.png"/>
                     <pic:cNvPicPr preferRelativeResize="0"/>
                   </pic:nvPicPr>
                   <pic:blipFill>
@@ -11734,12 +11734,12 @@
           <wp:inline distB="114300" distT="114300" distL="114300" distR="114300">
             <wp:extent cx="5731200" cy="3657600"/>
             <wp:effectExtent b="0" l="0" r="0" t="0"/>
-            <wp:docPr id="2" name="image4.png"/>
+            <wp:docPr id="2" name="image5.png"/>
             <a:graphic>
               <a:graphicData uri="http://schemas.openxmlformats.org/drawingml/2006/picture">
                 <pic:pic>
                   <pic:nvPicPr>
-                    <pic:cNvPr id="0" name="image4.png"/>
+                    <pic:cNvPr id="0" name="image5.png"/>
                     <pic:cNvPicPr preferRelativeResize="0"/>
                   </pic:nvPicPr>
                   <pic:blipFill>
@@ -11970,12 +11970,12 @@
           <wp:inline distB="114300" distT="114300" distL="114300" distR="114300">
             <wp:extent cx="5731200" cy="2882900"/>
             <wp:effectExtent b="0" l="0" r="0" t="0"/>
-            <wp:docPr id="3" name="image5.png"/>
+            <wp:docPr id="3" name="image3.png"/>
             <a:graphic>
               <a:graphicData uri="http://schemas.openxmlformats.org/drawingml/2006/picture">
                 <pic:pic>
                   <pic:nvPicPr>
-                    <pic:cNvPr id="0" name="image5.png"/>
+                    <pic:cNvPr id="0" name="image3.png"/>
                     <pic:cNvPicPr preferRelativeResize="0"/>
                   </pic:nvPicPr>
                   <pic:blipFill>
